--- a/pr-preview/pr-162/estimation-handout-tracked-changes.docx
+++ b/pr-preview/pr-162/estimation-handout-tracked-changes.docx
@@ -26,7 +26,7 @@
       </w:pPr>
       <w:ins w:id="2" w:author="PR Preview" w:date="2026-01-01T00:00:00Z">
         <w:r>
-          <w:t xml:space="preserve">Last modified: 2026-10-14 13:15:14 (PDT)</w:t>
+          <w:t xml:space="preserve">Last modified: 2026-10-14 14:05:35 (PDT)</w:t>
         </w:r>
       </w:ins>
     </w:p>
@@ -17120,11 +17120,39 @@
       </w:ins>
       <w:ins w:id="4" w:author="PR Preview" w:date="2026-01-01T00:00:00Z">
         <w:r>
-          <w:t xml:space="preserve"> (The same split for predictions). </w:t>
+          <w:t xml:space="preserve"> (Estimation versus prediction). </w:t>
+        </w:r>
+      </w:ins>
+      <w:ins w:id="5" w:author="PR Preview" w:date="2026-01-01T00:00:00Z">
+        <w:r>
+          <w:t xml:space="preserve">The squared-error split has two forms, and they differ in what the estimate is compared with.</w:t>
+        </w:r>
+      </w:ins>
+    </w:p>
+    <w:p>
+      <w:pPr>
+        <w:pStyle w:val="Compact"/>
+        <w:numPr>
+          <w:ilvl w:val="0"/>
+          <w:numId w:val="1002"/>
+        </w:numPr>
+      </w:pPr>
+      <w:ins w:id="6" w:author="PR Preview" w:date="2026-01-01T00:00:00Z">
+        <w:r>
+          <w:rPr>
+            <w:b/>
+            <w:bCs/>
+          </w:rPr>
+          <w:t xml:space="preserve">Estimation.</w:t>
+        </w:r>
+      </w:ins>
+      <w:ins w:id="7" w:author="PR Preview" w:date="2026-01-01T00:00:00Z">
+        <w:r>
+          <w:t xml:space="preserve"> </w:t>
         </w:r>
       </w:ins>
       <w:hyperlink w:anchor="thm-mse-bias-variance">
-        <w:ins w:id="5" w:author="PR Preview" w:date="2026-01-01T00:00:00Z">
+        <w:ins w:id="8" w:author="PR Preview" w:date="2026-01-01T00:00:00Z">
           <w:r>
             <w:rPr>
               <w:rStyle w:val="Hyperlink"/>
@@ -17133,40 +17161,33 @@
           </w:r>
         </w:ins>
       </w:hyperlink>
-      <w:ins w:id="6" w:author="PR Preview" w:date="2026-01-01T00:00:00Z">
+      <w:ins w:id="9" w:author="PR Preview" w:date="2026-01-01T00:00:00Z">
         <w:r>
           <w:t xml:space="preserve"> </w:t>
         </w:r>
       </w:ins>
-      <w:ins w:id="7" w:author="PR Preview" w:date="2026-01-01T00:00:00Z">
+      <w:ins w:id="10" w:author="PR Preview" w:date="2026-01-01T00:00:00Z">
         <w:r>
-          <w:t xml:space="preserve">concerns an estimator of a parameter.</w:t>
+          <w:t xml:space="preserve">compares an estimator</w:t>
         </w:r>
       </w:ins>
-      <w:ins w:id="8" w:author="PR Preview" w:date="2026-01-01T00:00:00Z">
+      <w:ins w:id="11" w:author="PR Preview" w:date="2026-01-01T00:00:00Z">
         <w:r>
           <w:t xml:space="preserve"> </w:t>
         </w:r>
       </w:ins>
-      <w:ins w:id="9" w:author="PR Preview" w:date="2026-01-01T00:00:00Z">
-        <w:r>
-          <w:t xml:space="preserve">For the squared error of a</w:t>
-        </w:r>
-      </w:ins>
-      <w:ins w:id="10" w:author="PR Preview" w:date="2026-01-01T00:00:00Z">
-        <w:r>
-          <w:t xml:space="preserve"> </w:t>
-        </w:r>
-      </w:ins>
-      <w:ins w:id="11" w:author="PR Preview" w:date="2026-01-01T00:00:00Z">
-        <w:r>
-          <w:rPr>
-            <w:i/>
-            <w:iCs/>
-          </w:rPr>
-          <w:t xml:space="preserve">prediction</w:t>
-        </w:r>
-      </w:ins>
+      <m:oMath>
+        <m:acc>
+          <m:accPr>
+            <m:chr m:val="̂"/>
+          </m:accPr>
+          <m:e>
+            <m:r>
+              <m:t>θ</m:t>
+            </m:r>
+          </m:e>
+        </m:acc>
+      </m:oMath>
       <w:ins w:id="12" w:author="PR Preview" w:date="2026-01-01T00:00:00Z">
         <w:r>
           <w:t xml:space="preserve"> </w:t>
@@ -17174,7 +17195,7 @@
       </w:ins>
       <w:ins w:id="13" w:author="PR Preview" w:date="2026-01-01T00:00:00Z">
         <w:r>
-          <w:t xml:space="preserve">of a new outcome,</w:t>
+          <w:t xml:space="preserve">with a fixed parameter</w:t>
         </w:r>
       </w:ins>
       <w:ins w:id="14" w:author="PR Preview" w:date="2026-01-01T00:00:00Z">
@@ -17182,9 +17203,14 @@
           <w:t xml:space="preserve"> </w:t>
         </w:r>
       </w:ins>
+      <m:oMath>
+        <m:r>
+          <m:t>θ</m:t>
+        </m:r>
+      </m:oMath>
       <w:ins w:id="15" w:author="PR Preview" w:date="2026-01-01T00:00:00Z">
         <w:r>
-          <w:t xml:space="preserve">the probability notes prove the same split with one more term,</w:t>
+          <w:t xml:space="preserve">.</w:t>
         </w:r>
       </w:ins>
       <w:ins w:id="16" w:author="PR Preview" w:date="2026-01-01T00:00:00Z">
@@ -17194,16 +17220,89 @@
       </w:ins>
       <w:ins w:id="17" w:author="PR Preview" w:date="2026-01-01T00:00:00Z">
         <w:r>
-          <w:t xml:space="preserve">the</w:t>
+          <w:t xml:space="preserve">The target is a constant, so the expected squared error is squared bias plus variance, with no other term.</w:t>
         </w:r>
       </w:ins>
+    </w:p>
+    <w:p>
+      <w:pPr>
+        <w:pStyle w:val="Compact"/>
+        <w:numPr>
+          <w:ilvl w:val="0"/>
+          <w:numId w:val="1002"/>
+        </w:numPr>
+      </w:pPr>
       <w:ins w:id="18" w:author="PR Preview" w:date="2026-01-01T00:00:00Z">
+        <w:r>
+          <w:rPr>
+            <w:b/>
+            <w:bCs/>
+          </w:rPr>
+          <w:t xml:space="preserve">Prediction.</w:t>
+        </w:r>
+      </w:ins>
+      <w:ins w:id="19" w:author="PR Preview" w:date="2026-01-01T00:00:00Z">
+        <w:r>
+          <w:t xml:space="preserve"> </w:t>
+        </w:r>
+      </w:ins>
+      <w:ins w:id="20" w:author="PR Preview" w:date="2026-01-01T00:00:00Z">
+        <w:r>
+          <w:t xml:space="preserve">The target is a new outcome, which is itself random.</w:t>
+        </w:r>
+      </w:ins>
+      <w:ins w:id="21" w:author="PR Preview" w:date="2026-01-01T00:00:00Z">
+        <w:r>
+          <w:t xml:space="preserve"> </w:t>
+        </w:r>
+      </w:ins>
+      <w:ins w:id="22" w:author="PR Preview" w:date="2026-01-01T00:00:00Z">
+        <w:r>
+          <w:t xml:space="preserve">The probability notes prove that</w:t>
+        </w:r>
+      </w:ins>
+      <w:ins w:id="23" w:author="PR Preview" w:date="2026-01-01T00:00:00Z">
         <w:r>
           <w:t xml:space="preserve"> </w:t>
         </w:r>
       </w:ins>
       <w:hyperlink r:id="rId84">
-        <w:ins w:id="19" w:author="PR Preview" w:date="2026-01-01T00:00:00Z">
+        <w:ins w:id="24" w:author="PR Preview" w:date="2026-01-01T00:00:00Z">
+          <w:r>
+            <w:rPr>
+              <w:rStyle w:val="Hyperlink"/>
+            </w:rPr>
+            <w:t xml:space="preserve">expected squared prediction error</w:t>
+          </w:r>
+        </w:ins>
+      </w:hyperlink>
+      <w:ins w:id="25" w:author="PR Preview" w:date="2026-01-01T00:00:00Z">
+        <w:r>
+          <w:t xml:space="preserve"> </w:t>
+        </w:r>
+      </w:ins>
+      <w:ins w:id="26" w:author="PR Preview" w:date="2026-01-01T00:00:00Z">
+        <w:r>
+          <w:t xml:space="preserve">equals squared bias plus variance plus the noise variance,</w:t>
+        </w:r>
+      </w:ins>
+      <w:ins w:id="27" w:author="PR Preview" w:date="2026-01-01T00:00:00Z">
+        <w:r>
+          <w:t xml:space="preserve"> </w:t>
+        </w:r>
+      </w:ins>
+      <w:ins w:id="28" w:author="PR Preview" w:date="2026-01-01T00:00:00Z">
+        <w:r>
+          <w:t xml:space="preserve">the</w:t>
+        </w:r>
+      </w:ins>
+      <w:ins w:id="29" w:author="PR Preview" w:date="2026-01-01T00:00:00Z">
+        <w:r>
+          <w:t xml:space="preserve"> </w:t>
+        </w:r>
+      </w:ins>
+      <w:hyperlink r:id="rId85">
+        <w:ins w:id="30" w:author="PR Preview" w:date="2026-01-01T00:00:00Z">
           <w:r>
             <w:rPr>
               <w:rStyle w:val="Hyperlink"/>
@@ -17212,39 +17311,24 @@
           </w:r>
         </w:ins>
       </w:hyperlink>
-      <w:ins w:id="20" w:author="PR Preview" w:date="2026-01-01T00:00:00Z">
+      <w:ins w:id="31" w:author="PR Preview" w:date="2026-01-01T00:00:00Z">
         <w:r>
           <w:t xml:space="preserve"> </w:t>
         </w:r>
       </w:ins>
-      <w:ins w:id="21" w:author="PR Preview" w:date="2026-01-01T00:00:00Z">
+      <w:ins w:id="32" w:author="PR Preview" w:date="2026-01-01T00:00:00Z">
         <w:r>
-          <w:t xml:space="preserve">from the noise in that outcome:</w:t>
+          <w:t xml:space="preserve">of that outcome.</w:t>
         </w:r>
       </w:ins>
-      <w:ins w:id="22" w:author="PR Preview" w:date="2026-01-01T00:00:00Z">
+      <w:ins w:id="33" w:author="PR Preview" w:date="2026-01-01T00:00:00Z">
         <w:r>
           <w:t xml:space="preserve"> </w:t>
         </w:r>
       </w:ins>
-      <w:hyperlink r:id="rId85">
-        <w:ins w:id="23" w:author="PR Preview" w:date="2026-01-01T00:00:00Z">
-          <w:r>
-            <w:rPr>
-              <w:rStyle w:val="Hyperlink"/>
-            </w:rPr>
-            <w:t xml:space="preserve">expected squared prediction error</w:t>
-          </w:r>
-        </w:ins>
-      </w:hyperlink>
-      <w:ins w:id="24" w:author="PR Preview" w:date="2026-01-01T00:00:00Z">
+      <w:ins w:id="34" w:author="PR Preview" w:date="2026-01-01T00:00:00Z">
         <w:r>
-          <w:t xml:space="preserve"> </w:t>
-        </w:r>
-      </w:ins>
-      <w:ins w:id="25" w:author="PR Preview" w:date="2026-01-01T00:00:00Z">
-        <w:r>
-          <w:t xml:space="preserve">equals squared bias plus variance plus the noise variance.</w:t>
+          <w:t xml:space="preserve">No choice of prediction can remove the extra term.</w:t>
         </w:r>
       </w:ins>
     </w:p>
@@ -17252,7 +17336,7 @@
     <w:bookmarkStart w:id="88" w:name="exm-mse-sample-mean"/>
     <w:p>
       <w:pPr>
-        <w:pStyle w:val="BodyText"/>
+        <w:pStyle w:val="FirstParagraph"/>
       </w:pPr>
       <w:r>
         <w:rPr>
@@ -19228,7 +19312,7 @@
       <w:pPr>
         <w:pStyle w:val="BodyText"/>
       </w:pPr>
-      <w:del w:id="26" w:author="PR Preview" w:date="2026-01-01T00:00:00Z">
+      <w:del w:id="35" w:author="PR Preview" w:date="2026-01-01T00:00:00Z">
         <w:r>
           <w:rPr>
             <w:i/>
@@ -19237,12 +19321,12 @@
           <w:delText xml:space="preserve">Remark 3</w:delText>
         </w:r>
       </w:del>
-      <w:del w:id="27" w:author="PR Preview" w:date="2026-01-01T00:00:00Z">
+      <w:del w:id="36" w:author="PR Preview" w:date="2026-01-01T00:00:00Z">
         <w:r>
           <w:delText xml:space="preserve"> (Units of the root mean squared error). </w:delText>
         </w:r>
       </w:del>
-      <w:del w:id="28" w:author="PR Preview" w:date="2026-01-01T00:00:00Z">
+      <w:del w:id="37" w:author="PR Preview" w:date="2026-01-01T00:00:00Z">
         <w:r>
           <w:delText xml:space="preserve">The root mean squared error has the same units as the estimand.</w:delText>
         </w:r>
@@ -19252,7 +19336,7 @@
       <w:pPr>
         <w:pStyle w:val="BodyText"/>
       </w:pPr>
-      <w:ins w:id="29" w:author="PR Preview" w:date="2026-01-01T00:00:00Z">
+      <w:ins w:id="38" w:author="PR Preview" w:date="2026-01-01T00:00:00Z">
         <w:r>
           <w:rPr>
             <w:i/>
@@ -19261,12 +19345,12 @@
           <w:t xml:space="preserve">Remark 4</w:t>
         </w:r>
       </w:ins>
-      <w:ins w:id="30" w:author="PR Preview" w:date="2026-01-01T00:00:00Z">
+      <w:ins w:id="39" w:author="PR Preview" w:date="2026-01-01T00:00:00Z">
         <w:r>
           <w:t xml:space="preserve"> (Units of the root mean squared error). </w:t>
         </w:r>
       </w:ins>
-      <w:ins w:id="31" w:author="PR Preview" w:date="2026-01-01T00:00:00Z">
+      <w:ins w:id="40" w:author="PR Preview" w:date="2026-01-01T00:00:00Z">
         <w:r>
           <w:t xml:space="preserve">The root mean squared error has the same units as the estimand.</w:t>
         </w:r>
@@ -19921,7 +20005,7 @@
         <w:pStyle w:val="Compact"/>
         <w:numPr>
           <w:ilvl w:val="0"/>
-          <w:numId w:val="1002"/>
+          <w:numId w:val="1003"/>
         </w:numPr>
       </w:pPr>
       <w:r>
@@ -20085,7 +20169,7 @@
         <w:pStyle w:val="Compact"/>
         <w:numPr>
           <w:ilvl w:val="0"/>
-          <w:numId w:val="1002"/>
+          <w:numId w:val="1003"/>
         </w:numPr>
       </w:pPr>
       <w:r>
@@ -30013,7 +30097,7 @@
       <w:pPr>
         <w:pStyle w:val="BodyText"/>
       </w:pPr>
-      <w:del w:id="32" w:author="PR Preview" w:date="2026-01-01T00:00:00Z">
+      <w:del w:id="41" w:author="PR Preview" w:date="2026-01-01T00:00:00Z">
         <w:r>
           <w:rPr>
             <w:i/>
@@ -30022,68 +30106,68 @@
           <w:delText xml:space="preserve">Remark 4</w:delText>
         </w:r>
       </w:del>
-      <w:del w:id="33" w:author="PR Preview" w:date="2026-01-01T00:00:00Z">
+      <w:del w:id="42" w:author="PR Preview" w:date="2026-01-01T00:00:00Z">
         <w:r>
           <w:delText xml:space="preserve"> (The name</w:delText>
         </w:r>
       </w:del>
-      <w:del w:id="34" w:author="PR Preview" w:date="2026-01-01T00:00:00Z">
+      <w:del w:id="43" w:author="PR Preview" w:date="2026-01-01T00:00:00Z">
         <w:r>
           <w:delText xml:space="preserve"> </w:delText>
         </w:r>
       </w:del>
-      <w:del w:id="35" w:author="PR Preview" w:date="2026-01-01T00:00:00Z">
+      <w:del w:id="44" w:author="PR Preview" w:date="2026-01-01T00:00:00Z">
         <w:r>
           <w:delText xml:space="preserve">“standard error”</w:delText>
         </w:r>
       </w:del>
-      <w:del w:id="36" w:author="PR Preview" w:date="2026-01-01T00:00:00Z">
+      <w:del w:id="45" w:author="PR Preview" w:date="2026-01-01T00:00:00Z">
         <w:r>
           <w:delText xml:space="preserve">). </w:delText>
         </w:r>
       </w:del>
-      <w:del w:id="37" w:author="PR Preview" w:date="2026-01-01T00:00:00Z">
+      <w:del w:id="46" w:author="PR Preview" w:date="2026-01-01T00:00:00Z">
         <w:r>
           <w:delText xml:space="preserve">“Standard error”</w:delText>
         </w:r>
       </w:del>
-      <w:del w:id="38" w:author="PR Preview" w:date="2026-01-01T00:00:00Z">
+      <w:del w:id="47" w:author="PR Preview" w:date="2026-01-01T00:00:00Z">
         <w:r>
           <w:delText xml:space="preserve"> </w:delText>
         </w:r>
       </w:del>
-      <w:del w:id="39" w:author="PR Preview" w:date="2026-01-01T00:00:00Z">
+      <w:del w:id="48" w:author="PR Preview" w:date="2026-01-01T00:00:00Z">
         <w:r>
           <w:delText xml:space="preserve">is a confusing name in two ways.</w:delText>
         </w:r>
       </w:del>
-      <w:del w:id="40" w:author="PR Preview" w:date="2026-01-01T00:00:00Z">
+      <w:del w:id="49" w:author="PR Preview" w:date="2026-01-01T00:00:00Z">
         <w:r>
           <w:delText xml:space="preserve"> </w:delText>
         </w:r>
       </w:del>
-      <w:del w:id="41" w:author="PR Preview" w:date="2026-01-01T00:00:00Z">
+      <w:del w:id="50" w:author="PR Preview" w:date="2026-01-01T00:00:00Z">
         <w:r>
           <w:delText xml:space="preserve">It is defined through the estimator’s own spread,</w:delText>
         </w:r>
       </w:del>
-      <w:del w:id="42" w:author="PR Preview" w:date="2026-01-01T00:00:00Z">
+      <w:del w:id="51" w:author="PR Preview" w:date="2026-01-01T00:00:00Z">
         <w:r>
           <w:delText xml:space="preserve"> </w:delText>
         </w:r>
       </w:del>
-      <w:del w:id="43" w:author="PR Preview" w:date="2026-01-01T00:00:00Z">
+      <w:del w:id="52" w:author="PR Preview" w:date="2026-01-01T00:00:00Z">
         <w:r>
           <w:delText xml:space="preserve">not through the</w:delText>
         </w:r>
       </w:del>
-      <w:del w:id="44" w:author="PR Preview" w:date="2026-01-01T00:00:00Z">
+      <w:del w:id="53" w:author="PR Preview" w:date="2026-01-01T00:00:00Z">
         <w:r>
           <w:delText xml:space="preserve"> </w:delText>
         </w:r>
       </w:del>
       <w:hyperlink w:anchor="def-estimation-error">
-        <w:del w:id="45" w:author="PR Preview" w:date="2026-01-01T00:00:00Z">
+        <w:del w:id="54" w:author="PR Preview" w:date="2026-01-01T00:00:00Z">
           <w:r>
             <w:rPr>
               <w:rStyle w:val="Hyperlink"/>
@@ -30092,23 +30176,23 @@
           </w:r>
         </w:del>
       </w:hyperlink>
-      <w:del w:id="46" w:author="PR Preview" w:date="2026-01-01T00:00:00Z">
+      <w:del w:id="55" w:author="PR Preview" w:date="2026-01-01T00:00:00Z">
         <w:r>
           <w:delText xml:space="preserve"> </w:delText>
         </w:r>
       </w:del>
-      <w:del w:id="47" w:author="PR Preview" w:date="2026-01-01T00:00:00Z">
+      <w:del w:id="56" w:author="PR Preview" w:date="2026-01-01T00:00:00Z">
         <w:r>
           <w:delText xml:space="preserve">(although</w:delText>
         </w:r>
       </w:del>
-      <w:del w:id="48" w:author="PR Preview" w:date="2026-01-01T00:00:00Z">
+      <w:del w:id="57" w:author="PR Preview" w:date="2026-01-01T00:00:00Z">
         <w:r>
           <w:delText xml:space="preserve"> </w:delText>
         </w:r>
       </w:del>
       <w:hyperlink w:anchor="thm-se-error-sd">
-        <w:del w:id="49" w:author="PR Preview" w:date="2026-01-01T00:00:00Z">
+        <w:del w:id="58" w:author="PR Preview" w:date="2026-01-01T00:00:00Z">
           <w:r>
             <w:rPr>
               <w:rStyle w:val="Hyperlink"/>
@@ -30117,62 +30201,62 @@
           </w:r>
         </w:del>
       </w:hyperlink>
-      <w:del w:id="50" w:author="PR Preview" w:date="2026-01-01T00:00:00Z">
+      <w:del w:id="59" w:author="PR Preview" w:date="2026-01-01T00:00:00Z">
         <w:r>
           <w:delText xml:space="preserve"> </w:delText>
         </w:r>
       </w:del>
-      <w:del w:id="51" w:author="PR Preview" w:date="2026-01-01T00:00:00Z">
+      <w:del w:id="60" w:author="PR Preview" w:date="2026-01-01T00:00:00Z">
         <w:r>
           <w:delText xml:space="preserve">shows that the two spreads are equal).</w:delText>
         </w:r>
       </w:del>
-      <w:del w:id="52" w:author="PR Preview" w:date="2026-01-01T00:00:00Z">
+      <w:del w:id="61" w:author="PR Preview" w:date="2026-01-01T00:00:00Z">
         <w:r>
           <w:delText xml:space="preserve"> </w:delText>
         </w:r>
       </w:del>
-      <w:del w:id="53" w:author="PR Preview" w:date="2026-01-01T00:00:00Z">
+      <w:del w:id="62" w:author="PR Preview" w:date="2026-01-01T00:00:00Z">
         <w:r>
           <w:delText xml:space="preserve">It is also a synonym for the standard deviation of an estimator,</w:delText>
         </w:r>
       </w:del>
-      <w:del w:id="54" w:author="PR Preview" w:date="2026-01-01T00:00:00Z">
+      <w:del w:id="63" w:author="PR Preview" w:date="2026-01-01T00:00:00Z">
         <w:r>
           <w:delText xml:space="preserve"> </w:delText>
         </w:r>
       </w:del>
-      <w:del w:id="55" w:author="PR Preview" w:date="2026-01-01T00:00:00Z">
+      <w:del w:id="64" w:author="PR Preview" w:date="2026-01-01T00:00:00Z">
         <w:r>
           <w:delText xml:space="preserve">so it can look redundant.</w:delText>
         </w:r>
       </w:del>
-      <w:del w:id="56" w:author="PR Preview" w:date="2026-01-01T00:00:00Z">
+      <w:del w:id="65" w:author="PR Preview" w:date="2026-01-01T00:00:00Z">
         <w:r>
           <w:delText xml:space="preserve"> </w:delText>
         </w:r>
       </w:del>
-      <w:del w:id="57" w:author="PR Preview" w:date="2026-01-01T00:00:00Z">
+      <w:del w:id="66" w:author="PR Preview" w:date="2026-01-01T00:00:00Z">
         <w:r>
           <w:delText xml:space="preserve">The name persists because standard errors</w:delText>
         </w:r>
       </w:del>
-      <w:del w:id="58" w:author="PR Preview" w:date="2026-01-01T00:00:00Z">
+      <w:del w:id="67" w:author="PR Preview" w:date="2026-01-01T00:00:00Z">
         <w:r>
           <w:delText xml:space="preserve"> </w:delText>
         </w:r>
       </w:del>
-      <w:del w:id="59" w:author="PR Preview" w:date="2026-01-01T00:00:00Z">
+      <w:del w:id="68" w:author="PR Preview" w:date="2026-01-01T00:00:00Z">
         <w:r>
           <w:delText xml:space="preserve">are the building blocks of p-values and confidence intervals,</w:delText>
         </w:r>
       </w:del>
-      <w:del w:id="60" w:author="PR Preview" w:date="2026-01-01T00:00:00Z">
+      <w:del w:id="69" w:author="PR Preview" w:date="2026-01-01T00:00:00Z">
         <w:r>
           <w:delText xml:space="preserve"> </w:delText>
         </w:r>
       </w:del>
-      <w:del w:id="61" w:author="PR Preview" w:date="2026-01-01T00:00:00Z">
+      <w:del w:id="70" w:author="PR Preview" w:date="2026-01-01T00:00:00Z">
         <w:r>
           <w:delText xml:space="preserve">so they come up often enough to deserve their own name.</w:delText>
         </w:r>
@@ -30182,7 +30266,7 @@
       <w:pPr>
         <w:pStyle w:val="BodyText"/>
       </w:pPr>
-      <w:ins w:id="62" w:author="PR Preview" w:date="2026-01-01T00:00:00Z">
+      <w:ins w:id="71" w:author="PR Preview" w:date="2026-01-01T00:00:00Z">
         <w:r>
           <w:rPr>
             <w:i/>
@@ -30191,68 +30275,68 @@
           <w:t xml:space="preserve">Remark 5</w:t>
         </w:r>
       </w:ins>
-      <w:ins w:id="63" w:author="PR Preview" w:date="2026-01-01T00:00:00Z">
+      <w:ins w:id="72" w:author="PR Preview" w:date="2026-01-01T00:00:00Z">
         <w:r>
           <w:t xml:space="preserve"> (The name</w:t>
         </w:r>
       </w:ins>
-      <w:ins w:id="64" w:author="PR Preview" w:date="2026-01-01T00:00:00Z">
+      <w:ins w:id="73" w:author="PR Preview" w:date="2026-01-01T00:00:00Z">
         <w:r>
           <w:t xml:space="preserve"> </w:t>
         </w:r>
       </w:ins>
-      <w:ins w:id="65" w:author="PR Preview" w:date="2026-01-01T00:00:00Z">
+      <w:ins w:id="74" w:author="PR Preview" w:date="2026-01-01T00:00:00Z">
         <w:r>
           <w:t xml:space="preserve">“standard error”</w:t>
         </w:r>
       </w:ins>
-      <w:ins w:id="66" w:author="PR Preview" w:date="2026-01-01T00:00:00Z">
+      <w:ins w:id="75" w:author="PR Preview" w:date="2026-01-01T00:00:00Z">
         <w:r>
           <w:t xml:space="preserve">). </w:t>
         </w:r>
       </w:ins>
-      <w:ins w:id="67" w:author="PR Preview" w:date="2026-01-01T00:00:00Z">
+      <w:ins w:id="76" w:author="PR Preview" w:date="2026-01-01T00:00:00Z">
         <w:r>
           <w:t xml:space="preserve">“Standard error”</w:t>
         </w:r>
       </w:ins>
-      <w:ins w:id="68" w:author="PR Preview" w:date="2026-01-01T00:00:00Z">
+      <w:ins w:id="77" w:author="PR Preview" w:date="2026-01-01T00:00:00Z">
         <w:r>
           <w:t xml:space="preserve"> </w:t>
         </w:r>
       </w:ins>
-      <w:ins w:id="69" w:author="PR Preview" w:date="2026-01-01T00:00:00Z">
+      <w:ins w:id="78" w:author="PR Preview" w:date="2026-01-01T00:00:00Z">
         <w:r>
           <w:t xml:space="preserve">is a confusing name in two ways.</w:t>
         </w:r>
       </w:ins>
-      <w:ins w:id="70" w:author="PR Preview" w:date="2026-01-01T00:00:00Z">
+      <w:ins w:id="79" w:author="PR Preview" w:date="2026-01-01T00:00:00Z">
         <w:r>
           <w:t xml:space="preserve"> </w:t>
         </w:r>
       </w:ins>
-      <w:ins w:id="71" w:author="PR Preview" w:date="2026-01-01T00:00:00Z">
+      <w:ins w:id="80" w:author="PR Preview" w:date="2026-01-01T00:00:00Z">
         <w:r>
           <w:t xml:space="preserve">It is defined through the estimator’s own spread,</w:t>
         </w:r>
       </w:ins>
-      <w:ins w:id="72" w:author="PR Preview" w:date="2026-01-01T00:00:00Z">
+      <w:ins w:id="81" w:author="PR Preview" w:date="2026-01-01T00:00:00Z">
         <w:r>
           <w:t xml:space="preserve"> </w:t>
         </w:r>
       </w:ins>
-      <w:ins w:id="73" w:author="PR Preview" w:date="2026-01-01T00:00:00Z">
+      <w:ins w:id="82" w:author="PR Preview" w:date="2026-01-01T00:00:00Z">
         <w:r>
           <w:t xml:space="preserve">not through the</w:t>
         </w:r>
       </w:ins>
-      <w:ins w:id="74" w:author="PR Preview" w:date="2026-01-01T00:00:00Z">
+      <w:ins w:id="83" w:author="PR Preview" w:date="2026-01-01T00:00:00Z">
         <w:r>
           <w:t xml:space="preserve"> </w:t>
         </w:r>
       </w:ins>
       <w:hyperlink w:anchor="def-estimation-error">
-        <w:ins w:id="75" w:author="PR Preview" w:date="2026-01-01T00:00:00Z">
+        <w:ins w:id="84" w:author="PR Preview" w:date="2026-01-01T00:00:00Z">
           <w:r>
             <w:rPr>
               <w:rStyle w:val="Hyperlink"/>
@@ -30261,23 +30345,23 @@
           </w:r>
         </w:ins>
       </w:hyperlink>
-      <w:ins w:id="76" w:author="PR Preview" w:date="2026-01-01T00:00:00Z">
+      <w:ins w:id="85" w:author="PR Preview" w:date="2026-01-01T00:00:00Z">
         <w:r>
           <w:t xml:space="preserve"> </w:t>
         </w:r>
       </w:ins>
-      <w:ins w:id="77" w:author="PR Preview" w:date="2026-01-01T00:00:00Z">
+      <w:ins w:id="86" w:author="PR Preview" w:date="2026-01-01T00:00:00Z">
         <w:r>
           <w:t xml:space="preserve">(although</w:t>
         </w:r>
       </w:ins>
-      <w:ins w:id="78" w:author="PR Preview" w:date="2026-01-01T00:00:00Z">
+      <w:ins w:id="87" w:author="PR Preview" w:date="2026-01-01T00:00:00Z">
         <w:r>
           <w:t xml:space="preserve"> </w:t>
         </w:r>
       </w:ins>
       <w:hyperlink w:anchor="thm-se-error-sd">
-        <w:ins w:id="79" w:author="PR Preview" w:date="2026-01-01T00:00:00Z">
+        <w:ins w:id="88" w:author="PR Preview" w:date="2026-01-01T00:00:00Z">
           <w:r>
             <w:rPr>
               <w:rStyle w:val="Hyperlink"/>
@@ -30286,62 +30370,62 @@
           </w:r>
         </w:ins>
       </w:hyperlink>
-      <w:ins w:id="80" w:author="PR Preview" w:date="2026-01-01T00:00:00Z">
+      <w:ins w:id="89" w:author="PR Preview" w:date="2026-01-01T00:00:00Z">
         <w:r>
           <w:t xml:space="preserve"> </w:t>
         </w:r>
       </w:ins>
-      <w:ins w:id="81" w:author="PR Preview" w:date="2026-01-01T00:00:00Z">
+      <w:ins w:id="90" w:author="PR Preview" w:date="2026-01-01T00:00:00Z">
         <w:r>
           <w:t xml:space="preserve">shows that the two spreads are equal).</w:t>
         </w:r>
       </w:ins>
-      <w:ins w:id="82" w:author="PR Preview" w:date="2026-01-01T00:00:00Z">
+      <w:ins w:id="91" w:author="PR Preview" w:date="2026-01-01T00:00:00Z">
         <w:r>
           <w:t xml:space="preserve"> </w:t>
         </w:r>
       </w:ins>
-      <w:ins w:id="83" w:author="PR Preview" w:date="2026-01-01T00:00:00Z">
+      <w:ins w:id="92" w:author="PR Preview" w:date="2026-01-01T00:00:00Z">
         <w:r>
           <w:t xml:space="preserve">It is also a synonym for the standard deviation of an estimator,</w:t>
         </w:r>
       </w:ins>
-      <w:ins w:id="84" w:author="PR Preview" w:date="2026-01-01T00:00:00Z">
+      <w:ins w:id="93" w:author="PR Preview" w:date="2026-01-01T00:00:00Z">
         <w:r>
           <w:t xml:space="preserve"> </w:t>
         </w:r>
       </w:ins>
-      <w:ins w:id="85" w:author="PR Preview" w:date="2026-01-01T00:00:00Z">
+      <w:ins w:id="94" w:author="PR Preview" w:date="2026-01-01T00:00:00Z">
         <w:r>
           <w:t xml:space="preserve">so it can look redundant.</w:t>
         </w:r>
       </w:ins>
-      <w:ins w:id="86" w:author="PR Preview" w:date="2026-01-01T00:00:00Z">
+      <w:ins w:id="95" w:author="PR Preview" w:date="2026-01-01T00:00:00Z">
         <w:r>
           <w:t xml:space="preserve"> </w:t>
         </w:r>
       </w:ins>
-      <w:ins w:id="87" w:author="PR Preview" w:date="2026-01-01T00:00:00Z">
+      <w:ins w:id="96" w:author="PR Preview" w:date="2026-01-01T00:00:00Z">
         <w:r>
           <w:t xml:space="preserve">The name persists because standard errors</w:t>
         </w:r>
       </w:ins>
-      <w:ins w:id="88" w:author="PR Preview" w:date="2026-01-01T00:00:00Z">
+      <w:ins w:id="97" w:author="PR Preview" w:date="2026-01-01T00:00:00Z">
         <w:r>
           <w:t xml:space="preserve"> </w:t>
         </w:r>
       </w:ins>
-      <w:ins w:id="89" w:author="PR Preview" w:date="2026-01-01T00:00:00Z">
+      <w:ins w:id="98" w:author="PR Preview" w:date="2026-01-01T00:00:00Z">
         <w:r>
           <w:t xml:space="preserve">are the building blocks of p-values and confidence intervals,</w:t>
         </w:r>
       </w:ins>
-      <w:ins w:id="90" w:author="PR Preview" w:date="2026-01-01T00:00:00Z">
+      <w:ins w:id="99" w:author="PR Preview" w:date="2026-01-01T00:00:00Z">
         <w:r>
           <w:t xml:space="preserve"> </w:t>
         </w:r>
       </w:ins>
-      <w:ins w:id="91" w:author="PR Preview" w:date="2026-01-01T00:00:00Z">
+      <w:ins w:id="100" w:author="PR Preview" w:date="2026-01-01T00:00:00Z">
         <w:r>
           <w:t xml:space="preserve">so they come up often enough to deserve their own name.</w:t>
         </w:r>
@@ -32763,6 +32847,9 @@
     <w:abstractNumId w:val="991"/>
   </w:num>
   <w:num w:numId="1002">
+    <w:abstractNumId w:val="991"/>
+  </w:num>
+  <w:num w:numId="1003">
     <w:abstractNumId w:val="991"/>
   </w:num>
 </w:numbering>

--- a/pr-preview/pr-162/estimation-handout-tracked-changes.docx
+++ b/pr-preview/pr-162/estimation-handout-tracked-changes.docx
@@ -16,7 +16,7 @@
       </w:pPr>
       <w:del w:id="1" w:author="PR Preview" w:date="2026-01-01T00:00:00Z">
         <w:r>
-          <w:delText xml:space="preserve">Last modified: 2026-10-14 13:15:49 (PDT)</w:delText>
+          <w:delText xml:space="preserve">Last modified: 2026-10-14 18:04:44 (PDT)</w:delText>
         </w:r>
       </w:del>
     </w:p>
@@ -26,7 +26,7 @@
       </w:pPr>
       <w:ins w:id="2" w:author="PR Preview" w:date="2026-01-01T00:00:00Z">
         <w:r>
-          <w:t xml:space="preserve">Last modified: 2026-10-14 14:05:35 (PDT)</w:t>
+          <w:t xml:space="preserve">Last modified: 2026-10-14 18:06:19 (PDT)</w:t>
         </w:r>
       </w:ins>
     </w:p>
@@ -17258,7 +17258,7 @@
       </w:ins>
       <w:ins w:id="22" w:author="PR Preview" w:date="2026-01-01T00:00:00Z">
         <w:r>
-          <w:t xml:space="preserve">The probability notes prove that</w:t>
+          <w:t xml:space="preserve">The model validation notes prove that</w:t>
         </w:r>
       </w:ins>
       <w:ins w:id="23" w:author="PR Preview" w:date="2026-01-01T00:00:00Z">
